--- a/livrables/lecons/placement-financier/2026-07-25_lecon-placement-financier_07_per-preparation-retraite-fiscalite.docx
+++ b/livrables/lecons/placement-financier/2026-07-25_lecon-placement-financier_07_per-preparation-retraite-fiscalite.docx
@@ -3037,6 +3037,17 @@
         <w:t xml:space="preserve">Leçon 08 : Immobilier et « pierre-papier » (SCPI) — Principes, liquidité, frais et risques
 Tu découvriras comment investir dans l'immobilier sans gérer un bien en direct, via les Sociétés Civiles de Placement Immobilier (SCPI). Nous analyserons les rendements historiques, les frais (souvent élevés), la liquidité (souvent limitée) et les risques spécifiques à ce support, ainsi que sa place dans une allocation à horizon 7-8 ans.</w:t>
       </w:r>
+      <w:r>
+        <w:rPr>
+          <w:rFonts w:ascii="Times New Roman" w:cs="Times New Roman" w:eastAsia="Times New Roman" w:hAnsi="Times New Roman"/>
+          <w:i/>
+          <w:iCs/>
+          <w:color w:val="6B7280"/>
+          <w:sz w:val="20"/>
+          <w:szCs w:val="20"/>
+        </w:rPr>
+        <w:t xml:space="preserve"> Thèmes annoncés : immobilier, pierre-papier, SCPI, liquidité, frais, risques, rendements historiques. [Ajouté le 26/09/2026 : cette ligne nomme, dans les termes de cette section même, ce que la leçon suivante devra traiter ou déclarer non traité. Elle est la condition du contrôle de continuité ajouté ce jour au prompt : sans elle, la leçon suivante ne peut pas être contrôlée sur ce qu'on lui a promis — c'est ce qui est arrivé entre la n°15 et la n°16.]</w:t>
+      </w:r>
     </w:p>
     <w:p>
       <w:pPr>
